--- a/留意点.docx
+++ b/留意点.docx
@@ -4,42 +4,182 @@
   <w:body>
     <w:p>
       <w:r>
-        <w:t>Set-</w:t>
-      </w:r>
-      <w:proofErr w:type="spellStart"/>
-      <w:r>
-        <w:t>ExecutionPolicy</w:t>
-      </w:r>
-      <w:proofErr w:type="spellEnd"/>
-      <w:r>
-        <w:t xml:space="preserve"> -</w:t>
-      </w:r>
-      <w:proofErr w:type="spellStart"/>
-      <w:r>
-        <w:t>ExecutionPolicy</w:t>
-      </w:r>
-      <w:proofErr w:type="spellEnd"/>
-      <w:r>
-        <w:t xml:space="preserve"> </w:t>
-      </w:r>
-      <w:proofErr w:type="spellStart"/>
-      <w:r>
-        <w:t>RemoteSigned</w:t>
-      </w:r>
-      <w:proofErr w:type="spellEnd"/>
-      <w:r>
-        <w:t xml:space="preserve"> -Scope Process</w:t>
+        <w:t>M</w:t>
+      </w:r>
+      <w:r>
+        <w:rPr>
+          <w:rFonts w:hint="eastAsia"/>
+        </w:rPr>
+        <w:t>y-online-museum</w:t>
+      </w:r>
+    </w:p>
+    <w:p>
+      <w:r>
+        <w:rPr>
+          <w:rFonts w:hint="eastAsia"/>
+        </w:rPr>
+        <w:t xml:space="preserve"> |-public</w:t>
+      </w:r>
+    </w:p>
+    <w:p>
+      <w:r>
+        <w:rPr>
+          <w:rFonts w:hint="eastAsia"/>
+        </w:rPr>
+        <w:t xml:space="preserve">   |-gallery</w:t>
+      </w:r>
+    </w:p>
+    <w:p>
+      <w:r>
+        <w:rPr>
+          <w:rFonts w:hint="eastAsia"/>
+        </w:rPr>
+        <w:t xml:space="preserve"> |-src</w:t>
+      </w:r>
+    </w:p>
+    <w:p>
+      <w:pPr>
+        <w:rPr>
+          <w:rFonts w:hint="eastAsia"/>
+        </w:rPr>
+      </w:pPr>
+      <w:r>
+        <w:rPr>
+          <w:rFonts w:hint="eastAsia"/>
+        </w:rPr>
+        <w:t xml:space="preserve">   |-data</w:t>
+      </w:r>
+    </w:p>
+    <w:p>
+      <w:r>
+        <w:rPr>
+          <w:rFonts w:hint="eastAsia"/>
+        </w:rPr>
+        <w:t xml:space="preserve">     |-about.json</w:t>
+      </w:r>
+    </w:p>
+    <w:p>
+      <w:r>
+        <w:rPr>
+          <w:rFonts w:hint="eastAsia"/>
+        </w:rPr>
+        <w:t xml:space="preserve">     |-artworks.json</w:t>
+      </w:r>
+    </w:p>
+    <w:p>
+      <w:r>
+        <w:rPr>
+          <w:rFonts w:hint="eastAsia"/>
+        </w:rPr>
+        <w:t xml:space="preserve">     |-memoir.ts</w:t>
+      </w:r>
+    </w:p>
+    <w:p>
+      <w:r>
+        <w:rPr>
+          <w:rFonts w:hint="eastAsia"/>
+        </w:rPr>
+        <w:t xml:space="preserve">     |-ui.ts</w:t>
+      </w:r>
+    </w:p>
+    <w:p>
+      <w:r>
+        <w:rPr>
+          <w:rFonts w:hint="eastAsia"/>
+        </w:rPr>
+        <w:t xml:space="preserve">   |-pages</w:t>
+      </w:r>
+    </w:p>
+    <w:p>
+      <w:r>
+        <w:rPr>
+          <w:rFonts w:hint="eastAsia"/>
+        </w:rPr>
+        <w:t xml:space="preserve">     |-[lang]</w:t>
+      </w:r>
+    </w:p>
+    <w:p>
+      <w:r>
+        <w:rPr>
+          <w:rFonts w:hint="eastAsia"/>
+        </w:rPr>
+        <w:t xml:space="preserve">       |-about.astro</w:t>
+      </w:r>
+    </w:p>
+    <w:p>
+      <w:r>
+        <w:rPr>
+          <w:rFonts w:hint="eastAsia"/>
+        </w:rPr>
+        <w:t xml:space="preserve">       |-index.astro</w:t>
+      </w:r>
+    </w:p>
+    <w:p>
+      <w:r>
+        <w:rPr>
+          <w:rFonts w:hint="eastAsia"/>
+        </w:rPr>
+        <w:t xml:space="preserve">     |-inde|-x.astro</w:t>
+      </w:r>
+    </w:p>
+    <w:p>
+      <w:pPr>
+        <w:ind w:firstLineChars="50" w:firstLine="105"/>
+      </w:pPr>
+      <w:r>
+        <w:rPr>
+          <w:rFonts w:hint="eastAsia"/>
+        </w:rPr>
+        <w:t>|-astro.config.mjs</w:t>
+      </w:r>
+    </w:p>
+    <w:p>
+      <w:pPr>
+        <w:ind w:firstLineChars="50" w:firstLine="105"/>
+      </w:pPr>
+      <w:r>
+        <w:rPr>
+          <w:rFonts w:hint="eastAsia"/>
+        </w:rPr>
+        <w:t>|-packeage-lock.json</w:t>
+      </w:r>
+    </w:p>
+    <w:p>
+      <w:r>
+        <w:rPr>
+          <w:rFonts w:hint="eastAsia"/>
+        </w:rPr>
+        <w:t xml:space="preserve"> |-pachage.json</w:t>
+      </w:r>
+    </w:p>
+    <w:p>
+      <w:pPr>
+        <w:rPr>
+          <w:rFonts w:hint="eastAsia"/>
+        </w:rPr>
+      </w:pPr>
+      <w:r>
+        <w:rPr>
+          <w:rFonts w:hint="eastAsia"/>
+        </w:rPr>
+        <w:t xml:space="preserve"> |-tsconfig.json</w:t>
+      </w:r>
+    </w:p>
+    <w:p/>
+    <w:p/>
+    <w:p/>
+    <w:p/>
+    <w:p/>
+    <w:p/>
+    <w:p>
+      <w:r>
+        <w:t>Set-ExecutionPolicy -ExecutionPolicy RemoteSigned -Scope Process</w:t>
       </w:r>
       <w:r>
         <w:br/>
       </w:r>
-      <w:proofErr w:type="spellStart"/>
-      <w:r>
-        <w:t>npm</w:t>
-      </w:r>
-      <w:proofErr w:type="spellEnd"/>
-      <w:r>
-        <w:t xml:space="preserve"> run dev</w:t>
+      <w:r>
+        <w:t>npm run dev</w:t>
       </w:r>
       <w:r>
         <w:br/>
@@ -60,21 +200,8 @@
     </w:p>
     <w:p/>
     <w:p>
-      <w:pPr>
-        <w:rPr>
-          <w:rFonts w:hint="eastAsia"/>
-        </w:rPr>
-      </w:pPr>
-      <w:r>
-        <w:t>git remote set-</w:t>
-      </w:r>
-      <w:proofErr w:type="spellStart"/>
-      <w:r>
-        <w:t>url</w:t>
-      </w:r>
-      <w:proofErr w:type="spellEnd"/>
-      <w:r>
-        <w:t xml:space="preserve"> origin </w:t>
+      <w:r>
+        <w:t xml:space="preserve">git remote set-url origin </w:t>
       </w:r>
       <w:hyperlink r:id="rId5" w:history="1">
         <w:r>
@@ -698,6 +825,7 @@
   <w:style w:type="character" w:default="1" w:styleId="a0">
     <w:name w:val="Default Paragraph Font"/>
     <w:uiPriority w:val="1"/>
+    <w:semiHidden/>
     <w:unhideWhenUsed/>
   </w:style>
   <w:style w:type="table" w:default="1" w:styleId="a1">
